--- a/testakten/nachehelicher-unterhalt-befristung-1578b-muenster/11_leistungsfaehigkeit_selbstbehalt.docx
+++ b/testakten/nachehelicher-unterhalt-befristung-1578b-muenster/11_leistungsfaehigkeit_selbstbehalt.docx
@@ -29,7 +29,7 @@
         <w:jc w:val="left"/>
       </w:pPr>
       <w:r>
-        <w:t>Der Pflichtige schuldet Unterhalt nur, soweit er leistungsfähig ist, § 1581 BGB. Ihm verbleibt gegenüber der geschiedenen Frau ein angemessener Selbstbehalt. Der Selbstbehaltssatz gegenüber dem geschiedenen Ehegatten ist als Arbeitswert anzusetzen und vor Verwendung an der aktuellen Fassung der unterhaltsrechtlichen Leitlinien und der Düsseldorfer Tabelle zu verifizieren.</w:t>
+        <w:t>Der Pflichtige schuldet Unterhalt nur, soweit er leistungsfähig ist, Paragraf 1581 BGB. Ihm verbleibt gegenüber der geschiedenen Frau ein angemessener Selbstbehalt. Der Selbstbehaltssatz gegenüber dem geschiedenen Ehegatten ist als Arbeitswert anzusetzen und vor Verwendung an der aktuellen Fassung der unterhaltsrechtlichen Leitlinien und der Düsseldorfer Tabelle zu verifizieren.</w:t>
       </w:r>
     </w:p>
     <w:p>
@@ -67,7 +67,7 @@
         <w:jc w:val="left"/>
       </w:pPr>
       <w:r>
-        <w:t>Im Rang ist zu beachten, dass minderjährige und privilegierte volljährige Kinder dem geschiedenen Ehegatten vorgehen, § 1609 BGB. Lina als nicht privilegierte Volljährige steht im Rang hinter dem Ehegattenunterhalt, soweit sie nicht privilegiert ist; die Einordnung ist anhand ihres Alters, ihres Wohnorts und ihres Ausbildungsstands zu prüfen. Diese Rangfragen wirken sich auf die Verteilung des verfügbaren Einkommens aus.</w:t>
+        <w:t>Im Rang ist zu beachten, dass minderjährige und privilegierte volljährige Kinder dem geschiedenen Ehegatten vorgehen, Paragraf 1609 BGB. Lina als nicht privilegierte Volljährige steht im Rang hinter dem Ehegattenunterhalt, soweit sie nicht privilegiert ist; die Einordnung ist anhand ihres Alters, ihres Wohnorts und ihres Ausbildungsstands zu prüfen. Diese Rangfragen wirken sich auf die Verteilung des verfügbaren Einkommens aus.</w:t>
       </w:r>
     </w:p>
     <w:p>
@@ -105,7 +105,7 @@
         <w:jc w:val="left"/>
       </w:pPr>
       <w:r>
-        <w:t>Die Leistungsfähigkeit steht der bisherigen Unterhaltshöhe nicht entgegen. Eine Herabsetzung lässt sich folglich nicht über fehlende Leistungsfähigkeit, sondern allein über die Billigkeitsabwägung nach § 1578b BGB erreichen. Das bestimmt die Stoßrichtung des Verfahrens.</w:t>
+        <w:t>Die Leistungsfähigkeit steht der bisherigen Unterhaltshöhe nicht entgegen. Eine Herabsetzung lässt sich folglich nicht über fehlende Leistungsfähigkeit, sondern allein über die Billigkeitsabwägung nach Paragraf 1578b BGB erreichen. Das bestimmt die Stoßrichtung des Verfahrens.</w:t>
       </w:r>
     </w:p>
     <w:sectPr>
